--- a/fabric/results/nodejs/raft/nodejs-results-raft-2of3-parallel4-2025-11-30.docx
+++ b/fabric/results/nodejs/raft/nodejs-results-raft-2of3-parallel4-2025-11-30.docx
@@ -5,453 +5,1121 @@
     <w:p>
       <w:pPr>
         <w:pStyle w:val="Heading2"/>
-      </w:pPr>
-      <w:r>
+        <w:jc w:val="both"/>
+        <w:rPr>
+          <w:rFonts w:ascii="Times New Roman" w:hAnsi="Times New Roman" w:cs="Times New Roman"/>
+          <w:i/>
+          <w:iCs/>
+        </w:rPr>
+      </w:pPr>
+      <w:r>
+        <w:rPr>
+          <w:rFonts w:ascii="Times New Roman" w:hAnsi="Times New Roman" w:cs="Times New Roman"/>
+          <w:i/>
+          <w:iCs/>
+        </w:rPr>
+        <w:t xml:space="preserve">This document records one RAFT benchmark run of the </w:t>
+      </w:r>
+      <w:proofErr w:type="spellStart"/>
+      <w:r>
+        <w:rPr>
+          <w:rFonts w:ascii="Times New Roman" w:hAnsi="Times New Roman" w:cs="Times New Roman"/>
+          <w:i/>
+          <w:iCs/>
+        </w:rPr>
+        <w:t>RecordVote</w:t>
+      </w:r>
+      <w:proofErr w:type="spellEnd"/>
+      <w:r>
+        <w:rPr>
+          <w:rFonts w:ascii="Times New Roman" w:hAnsi="Times New Roman" w:cs="Times New Roman"/>
+          <w:i/>
+          <w:iCs/>
+        </w:rPr>
+        <w:t xml:space="preserve"> Node.js client under a 2-out-of-3 endorsement policy. Four identical client processes were executed in parallel in separate terminals, each with the same TX, LOAD, and MAX_CONCURRENCY settings, so that the per-runner summaries can be read together as one multi-client benchmark profile.</w:t>
+      </w:r>
+    </w:p>
+    <w:p>
+      <w:pPr>
+        <w:pStyle w:val="Heading2"/>
+        <w:rPr>
+          <w:rFonts w:ascii="Times New Roman" w:hAnsi="Times New Roman" w:cs="Times New Roman"/>
+        </w:rPr>
+      </w:pPr>
+      <w:r>
+        <w:rPr>
+          <w:rFonts w:ascii="Times New Roman" w:hAnsi="Times New Roman" w:cs="Times New Roman"/>
+        </w:rPr>
         <w:t xml:space="preserve">This benchmark test is executed on the </w:t>
       </w:r>
-      <w:r>
+      <w:proofErr w:type="gramStart"/>
+      <w:r>
+        <w:rPr>
+          <w:rFonts w:ascii="Times New Roman" w:hAnsi="Times New Roman" w:cs="Times New Roman"/>
+        </w:rPr>
         <w:t xml:space="preserve">RAFT </w:t>
       </w:r>
       <w:r>
-        <w:t xml:space="preserve"> bench using a 2-out-of-3 endorsement policy with 4 runners of the script running in 4 different terminals.</w:t>
+        <w:rPr>
+          <w:rFonts w:ascii="Times New Roman" w:hAnsi="Times New Roman" w:cs="Times New Roman"/>
+        </w:rPr>
+        <w:t xml:space="preserve"> bench</w:t>
+      </w:r>
+      <w:proofErr w:type="gramEnd"/>
+      <w:r>
+        <w:rPr>
+          <w:rFonts w:ascii="Times New Roman" w:hAnsi="Times New Roman" w:cs="Times New Roman"/>
+        </w:rPr>
+        <w:t xml:space="preserve"> using a 2-out-of-3 endorsement policy with 4 runners of the script running in 4 different terminals.</w:t>
+      </w:r>
+    </w:p>
+    <w:p>
+      <w:pPr>
+        <w:rPr>
+          <w:rFonts w:ascii="Times New Roman" w:hAnsi="Times New Roman" w:cs="Times New Roman"/>
+        </w:rPr>
+      </w:pPr>
+    </w:p>
+    <w:p>
+      <w:pPr>
+        <w:jc w:val="both"/>
+        <w:rPr>
+          <w:rFonts w:ascii="Times New Roman" w:hAnsi="Times New Roman" w:cs="Times New Roman"/>
+          <w:i/>
+          <w:iCs/>
+        </w:rPr>
+      </w:pPr>
+      <w:r>
+        <w:rPr>
+          <w:rFonts w:ascii="Times New Roman" w:hAnsi="Times New Roman" w:cs="Times New Roman"/>
+          <w:i/>
+          <w:iCs/>
+        </w:rPr>
+        <w:t>Runner 1 records the first parallel client process in the RAFT benchmark. The command below fixes the offered workload for the process, and the summary that follows records the achieved throughput together with average and tail latency.</w:t>
       </w:r>
     </w:p>
     <w:p>
       <w:pPr>
         <w:pStyle w:val="Title"/>
-      </w:pPr>
+        <w:rPr>
+          <w:rFonts w:ascii="Times New Roman" w:hAnsi="Times New Roman" w:cs="Times New Roman"/>
+        </w:rPr>
+      </w:pPr>
+      <w:r>
+        <w:rPr>
+          <w:rFonts w:ascii="Times New Roman" w:hAnsi="Times New Roman" w:cs="Times New Roman"/>
+        </w:rPr>
+        <w:t>Runner 1</w:t>
+      </w:r>
+    </w:p>
+    <w:p>
+      <w:pPr>
+        <w:rPr>
+          <w:rFonts w:ascii="Times New Roman" w:hAnsi="Times New Roman" w:cs="Times New Roman"/>
+        </w:rPr>
+      </w:pPr>
+      <w:proofErr w:type="spellStart"/>
+      <w:r>
+        <w:rPr>
+          <w:rFonts w:ascii="Times New Roman" w:hAnsi="Times New Roman" w:cs="Times New Roman"/>
+        </w:rPr>
+        <w:t>ubuntu@Himanshu-</w:t>
+      </w:r>
+      <w:proofErr w:type="gramStart"/>
+      <w:r>
+        <w:rPr>
+          <w:rFonts w:ascii="Times New Roman" w:hAnsi="Times New Roman" w:cs="Times New Roman"/>
+        </w:rPr>
+        <w:t>Sharma</w:t>
+      </w:r>
+      <w:proofErr w:type="spellEnd"/>
+      <w:r>
+        <w:rPr>
+          <w:rFonts w:ascii="Times New Roman" w:hAnsi="Times New Roman" w:cs="Times New Roman"/>
+        </w:rPr>
+        <w:t>:~</w:t>
+      </w:r>
+      <w:proofErr w:type="gramEnd"/>
+      <w:r>
+        <w:rPr>
+          <w:rFonts w:ascii="Times New Roman" w:hAnsi="Times New Roman" w:cs="Times New Roman"/>
+        </w:rPr>
+        <w:t>/fab-election-bench/node-</w:t>
+      </w:r>
+      <w:proofErr w:type="spellStart"/>
+      <w:r>
+        <w:rPr>
+          <w:rFonts w:ascii="Times New Roman" w:hAnsi="Times New Roman" w:cs="Times New Roman"/>
+        </w:rPr>
+        <w:t>bft</w:t>
+      </w:r>
+      <w:proofErr w:type="spellEnd"/>
+      <w:r>
+        <w:rPr>
+          <w:rFonts w:ascii="Times New Roman" w:hAnsi="Times New Roman" w:cs="Times New Roman"/>
+        </w:rPr>
+        <w:t>-client</w:t>
+      </w:r>
+      <w:proofErr w:type="gramStart"/>
+      <w:r>
+        <w:rPr>
+          <w:rFonts w:ascii="Times New Roman" w:hAnsi="Times New Roman" w:cs="Times New Roman"/>
+        </w:rPr>
+        <w:t>$  MAX</w:t>
+      </w:r>
+      <w:proofErr w:type="gramEnd"/>
+      <w:r>
+        <w:rPr>
+          <w:rFonts w:ascii="Times New Roman" w:hAnsi="Times New Roman" w:cs="Times New Roman"/>
+        </w:rPr>
+        <w:t>_CONCURRENCY=2048 TX=50000 LOAD=4000 node recordvote-client.js</w:t>
+      </w:r>
+    </w:p>
+    <w:p>
+      <w:pPr>
+        <w:rPr>
+          <w:rFonts w:ascii="Times New Roman" w:hAnsi="Times New Roman" w:cs="Times New Roman"/>
+        </w:rPr>
+      </w:pPr>
+      <w:r>
+        <w:rPr>
+          <w:rFonts w:ascii="Times New Roman" w:hAnsi="Times New Roman" w:cs="Times New Roman"/>
+        </w:rPr>
+        <w:t>Script start: 2025-11-30T12:35:09.965Z</w:t>
+      </w:r>
+    </w:p>
+    <w:p>
+      <w:pPr>
+        <w:rPr>
+          <w:rFonts w:ascii="Times New Roman" w:hAnsi="Times New Roman" w:cs="Times New Roman"/>
+        </w:rPr>
+      </w:pPr>
+      <w:r>
+        <w:rPr>
+          <w:rFonts w:ascii="Times New Roman" w:hAnsi="Times New Roman" w:cs="Times New Roman"/>
+        </w:rPr>
+        <w:t>Loaded voters=2326, candidates=1478, booths=905</w:t>
+      </w:r>
+    </w:p>
+    <w:p>
+      <w:pPr>
+        <w:rPr>
+          <w:rFonts w:ascii="Times New Roman" w:hAnsi="Times New Roman" w:cs="Times New Roman"/>
+        </w:rPr>
+      </w:pPr>
+    </w:p>
+    <w:p>
+      <w:pPr>
+        <w:rPr>
+          <w:rFonts w:ascii="Times New Roman" w:hAnsi="Times New Roman" w:cs="Times New Roman"/>
+        </w:rPr>
+      </w:pPr>
+    </w:p>
+    <w:p>
+      <w:pPr>
+        <w:rPr>
+          <w:rFonts w:ascii="Times New Roman" w:hAnsi="Times New Roman" w:cs="Times New Roman"/>
+        </w:rPr>
+      </w:pPr>
+      <w:r>
+        <w:rPr>
+          <w:rFonts w:ascii="Times New Roman" w:hAnsi="Times New Roman" w:cs="Times New Roman"/>
+        </w:rPr>
+        <w:t>=== Summary ===</w:t>
+      </w:r>
+    </w:p>
+    <w:p>
+      <w:pPr>
+        <w:rPr>
+          <w:rFonts w:ascii="Times New Roman" w:hAnsi="Times New Roman" w:cs="Times New Roman"/>
+        </w:rPr>
+      </w:pPr>
+      <w:r>
+        <w:rPr>
+          <w:rFonts w:ascii="Times New Roman" w:hAnsi="Times New Roman" w:cs="Times New Roman"/>
+        </w:rPr>
+        <w:t xml:space="preserve">env_tx50000_load4000: </w:t>
+      </w:r>
+      <w:proofErr w:type="spellStart"/>
+      <w:r>
+        <w:rPr>
+          <w:rFonts w:ascii="Times New Roman" w:hAnsi="Times New Roman" w:cs="Times New Roman"/>
+        </w:rPr>
+        <w:t>tx</w:t>
+      </w:r>
+      <w:proofErr w:type="spellEnd"/>
+      <w:r>
+        <w:rPr>
+          <w:rFonts w:ascii="Times New Roman" w:hAnsi="Times New Roman" w:cs="Times New Roman"/>
+        </w:rPr>
+        <w:t xml:space="preserve">=50000, load=4000, </w:t>
+      </w:r>
+      <w:proofErr w:type="spellStart"/>
+      <w:r>
+        <w:rPr>
+          <w:rFonts w:ascii="Times New Roman" w:hAnsi="Times New Roman" w:cs="Times New Roman"/>
+        </w:rPr>
+        <w:t>conc</w:t>
+      </w:r>
+      <w:proofErr w:type="spellEnd"/>
+      <w:r>
+        <w:rPr>
+          <w:rFonts w:ascii="Times New Roman" w:hAnsi="Times New Roman" w:cs="Times New Roman"/>
+        </w:rPr>
+        <w:t xml:space="preserve">=2048, TPS=189.00, </w:t>
+      </w:r>
+      <w:proofErr w:type="spellStart"/>
+      <w:r>
+        <w:rPr>
+          <w:rFonts w:ascii="Times New Roman" w:hAnsi="Times New Roman" w:cs="Times New Roman"/>
+        </w:rPr>
+        <w:t>avg</w:t>
+      </w:r>
+      <w:proofErr w:type="spellEnd"/>
+      <w:r>
+        <w:rPr>
+          <w:rFonts w:ascii="Times New Roman" w:hAnsi="Times New Roman" w:cs="Times New Roman"/>
+        </w:rPr>
+        <w:t xml:space="preserve">=10554.6ms, p95=18915.6ms, p99=19966.9ms, </w:t>
+      </w:r>
+      <w:proofErr w:type="spellStart"/>
+      <w:r>
+        <w:rPr>
+          <w:rFonts w:ascii="Times New Roman" w:hAnsi="Times New Roman" w:cs="Times New Roman"/>
+        </w:rPr>
+        <w:t>succ</w:t>
+      </w:r>
+      <w:proofErr w:type="spellEnd"/>
+      <w:r>
+        <w:rPr>
+          <w:rFonts w:ascii="Times New Roman" w:hAnsi="Times New Roman" w:cs="Times New Roman"/>
+        </w:rPr>
+        <w:t>=49999, fail=1</w:t>
+      </w:r>
+    </w:p>
+    <w:p>
+      <w:pPr>
+        <w:rPr>
+          <w:rFonts w:ascii="Times New Roman" w:hAnsi="Times New Roman" w:cs="Times New Roman"/>
+        </w:rPr>
+      </w:pPr>
+      <w:r>
+        <w:rPr>
+          <w:rFonts w:ascii="Times New Roman" w:hAnsi="Times New Roman" w:cs="Times New Roman"/>
+        </w:rPr>
+        <w:t>Script end:   2025-11-30T12:39:44.079Z</w:t>
+      </w:r>
+    </w:p>
+    <w:p>
+      <w:pPr>
+        <w:rPr>
+          <w:rFonts w:ascii="Times New Roman" w:hAnsi="Times New Roman" w:cs="Times New Roman"/>
+        </w:rPr>
+      </w:pPr>
+      <w:r>
+        <w:rPr>
+          <w:rFonts w:ascii="Times New Roman" w:hAnsi="Times New Roman" w:cs="Times New Roman"/>
+        </w:rPr>
+        <w:t>Script elapsed: 274.11s</w:t>
+      </w:r>
+    </w:p>
+    <w:p>
+      <w:pPr>
+        <w:jc w:val="both"/>
+        <w:rPr>
+          <w:rFonts w:ascii="Times New Roman" w:hAnsi="Times New Roman" w:cs="Times New Roman"/>
+          <w:i/>
+          <w:iCs/>
+        </w:rPr>
+      </w:pPr>
+    </w:p>
+    <w:p>
+      <w:pPr>
+        <w:jc w:val="both"/>
+        <w:rPr>
+          <w:rFonts w:ascii="Times New Roman" w:hAnsi="Times New Roman" w:cs="Times New Roman"/>
+          <w:i/>
+          <w:iCs/>
+        </w:rPr>
+      </w:pPr>
+      <w:r>
+        <w:rPr>
+          <w:rFonts w:ascii="Times New Roman" w:hAnsi="Times New Roman" w:cs="Times New Roman"/>
+          <w:i/>
+          <w:iCs/>
+        </w:rPr>
+        <w:t>Runner 2 repeats the same launch parameters as Runner 1 in a separate terminal. The use of identical settings across runners is important because it allows cluster-level throughput to be estimated by aggregating the runner outcomes.</w:t>
+      </w:r>
     </w:p>
     <w:p>
       <w:pPr>
         <w:pStyle w:val="Title"/>
-      </w:pPr>
-      <w:r>
-        <w:t>Runner 1</w:t>
-      </w:r>
-    </w:p>
-    <w:p>
-      <w:proofErr w:type="spellStart"/>
-      <w:r>
+        <w:rPr>
+          <w:rFonts w:ascii="Times New Roman" w:hAnsi="Times New Roman" w:cs="Times New Roman"/>
+        </w:rPr>
+      </w:pPr>
+      <w:r>
+        <w:rPr>
+          <w:rFonts w:ascii="Times New Roman" w:hAnsi="Times New Roman" w:cs="Times New Roman"/>
+        </w:rPr>
+        <w:t>Runner 2</w:t>
+      </w:r>
+    </w:p>
+    <w:p>
+      <w:pPr>
+        <w:rPr>
+          <w:rFonts w:ascii="Times New Roman" w:hAnsi="Times New Roman" w:cs="Times New Roman"/>
+        </w:rPr>
+      </w:pPr>
+      <w:proofErr w:type="spellStart"/>
+      <w:r>
+        <w:rPr>
+          <w:rFonts w:ascii="Times New Roman" w:hAnsi="Times New Roman" w:cs="Times New Roman"/>
+        </w:rPr>
         <w:t>ubuntu@Himanshu-</w:t>
       </w:r>
       <w:proofErr w:type="gramStart"/>
       <w:r>
+        <w:rPr>
+          <w:rFonts w:ascii="Times New Roman" w:hAnsi="Times New Roman" w:cs="Times New Roman"/>
+        </w:rPr>
         <w:t>Sharma</w:t>
       </w:r>
       <w:proofErr w:type="spellEnd"/>
       <w:r>
+        <w:rPr>
+          <w:rFonts w:ascii="Times New Roman" w:hAnsi="Times New Roman" w:cs="Times New Roman"/>
+        </w:rPr>
         <w:t>:~</w:t>
       </w:r>
       <w:proofErr w:type="gramEnd"/>
       <w:r>
+        <w:rPr>
+          <w:rFonts w:ascii="Times New Roman" w:hAnsi="Times New Roman" w:cs="Times New Roman"/>
+        </w:rPr>
         <w:t>/fab-election-bench/node-</w:t>
       </w:r>
       <w:proofErr w:type="spellStart"/>
       <w:r>
+        <w:rPr>
+          <w:rFonts w:ascii="Times New Roman" w:hAnsi="Times New Roman" w:cs="Times New Roman"/>
+        </w:rPr>
         <w:t>bft</w:t>
       </w:r>
       <w:proofErr w:type="spellEnd"/>
       <w:r>
+        <w:rPr>
+          <w:rFonts w:ascii="Times New Roman" w:hAnsi="Times New Roman" w:cs="Times New Roman"/>
+        </w:rPr>
+        <w:t>-client$ MAX_CONCURRENCY=2048 TX=50000 LOAD=4000 node recordvote-client.js</w:t>
+      </w:r>
+    </w:p>
+    <w:p>
+      <w:pPr>
+        <w:rPr>
+          <w:rFonts w:ascii="Times New Roman" w:hAnsi="Times New Roman" w:cs="Times New Roman"/>
+        </w:rPr>
+      </w:pPr>
+      <w:r>
+        <w:rPr>
+          <w:rFonts w:ascii="Times New Roman" w:hAnsi="Times New Roman" w:cs="Times New Roman"/>
+        </w:rPr>
+        <w:t>Script start: 2025-11-30T12:34:55.462Z</w:t>
+      </w:r>
+    </w:p>
+    <w:p>
+      <w:pPr>
+        <w:rPr>
+          <w:rFonts w:ascii="Times New Roman" w:hAnsi="Times New Roman" w:cs="Times New Roman"/>
+        </w:rPr>
+      </w:pPr>
+      <w:r>
+        <w:rPr>
+          <w:rFonts w:ascii="Times New Roman" w:hAnsi="Times New Roman" w:cs="Times New Roman"/>
+        </w:rPr>
+        <w:lastRenderedPageBreak/>
+        <w:t>Loaded voters=2326, candidates=1478, booths=905</w:t>
+      </w:r>
+    </w:p>
+    <w:p>
+      <w:pPr>
+        <w:rPr>
+          <w:rFonts w:ascii="Times New Roman" w:hAnsi="Times New Roman" w:cs="Times New Roman"/>
+        </w:rPr>
+      </w:pPr>
+    </w:p>
+    <w:p>
+      <w:pPr>
+        <w:rPr>
+          <w:rFonts w:ascii="Times New Roman" w:hAnsi="Times New Roman" w:cs="Times New Roman"/>
+        </w:rPr>
+      </w:pPr>
+    </w:p>
+    <w:p>
+      <w:pPr>
+        <w:rPr>
+          <w:rFonts w:ascii="Times New Roman" w:hAnsi="Times New Roman" w:cs="Times New Roman"/>
+        </w:rPr>
+      </w:pPr>
+      <w:r>
+        <w:rPr>
+          <w:rFonts w:ascii="Times New Roman" w:hAnsi="Times New Roman" w:cs="Times New Roman"/>
+        </w:rPr>
+        <w:t>=== Summary ===</w:t>
+      </w:r>
+    </w:p>
+    <w:p>
+      <w:pPr>
+        <w:rPr>
+          <w:rFonts w:ascii="Times New Roman" w:hAnsi="Times New Roman" w:cs="Times New Roman"/>
+        </w:rPr>
+      </w:pPr>
+      <w:r>
+        <w:rPr>
+          <w:rFonts w:ascii="Times New Roman" w:hAnsi="Times New Roman" w:cs="Times New Roman"/>
+        </w:rPr>
+        <w:t xml:space="preserve">env_tx50000_load4000: </w:t>
+      </w:r>
+      <w:proofErr w:type="spellStart"/>
+      <w:r>
+        <w:rPr>
+          <w:rFonts w:ascii="Times New Roman" w:hAnsi="Times New Roman" w:cs="Times New Roman"/>
+        </w:rPr>
+        <w:t>tx</w:t>
+      </w:r>
+      <w:proofErr w:type="spellEnd"/>
+      <w:r>
+        <w:rPr>
+          <w:rFonts w:ascii="Times New Roman" w:hAnsi="Times New Roman" w:cs="Times New Roman"/>
+        </w:rPr>
+        <w:t xml:space="preserve">=50000, load=4000, </w:t>
+      </w:r>
+      <w:proofErr w:type="spellStart"/>
+      <w:r>
+        <w:rPr>
+          <w:rFonts w:ascii="Times New Roman" w:hAnsi="Times New Roman" w:cs="Times New Roman"/>
+        </w:rPr>
+        <w:t>conc</w:t>
+      </w:r>
+      <w:proofErr w:type="spellEnd"/>
+      <w:r>
+        <w:rPr>
+          <w:rFonts w:ascii="Times New Roman" w:hAnsi="Times New Roman" w:cs="Times New Roman"/>
+        </w:rPr>
+        <w:t xml:space="preserve">=2048, TPS=189.60, </w:t>
+      </w:r>
+      <w:proofErr w:type="spellStart"/>
+      <w:r>
+        <w:rPr>
+          <w:rFonts w:ascii="Times New Roman" w:hAnsi="Times New Roman" w:cs="Times New Roman"/>
+        </w:rPr>
+        <w:t>avg</w:t>
+      </w:r>
+      <w:proofErr w:type="spellEnd"/>
+      <w:r>
+        <w:rPr>
+          <w:rFonts w:ascii="Times New Roman" w:hAnsi="Times New Roman" w:cs="Times New Roman"/>
+        </w:rPr>
+        <w:t xml:space="preserve">=10504.2ms, p95=18741.6ms, p99=19786.1ms, </w:t>
+      </w:r>
+      <w:proofErr w:type="spellStart"/>
+      <w:r>
+        <w:rPr>
+          <w:rFonts w:ascii="Times New Roman" w:hAnsi="Times New Roman" w:cs="Times New Roman"/>
+        </w:rPr>
+        <w:t>succ</w:t>
+      </w:r>
+      <w:proofErr w:type="spellEnd"/>
+      <w:r>
+        <w:rPr>
+          <w:rFonts w:ascii="Times New Roman" w:hAnsi="Times New Roman" w:cs="Times New Roman"/>
+        </w:rPr>
+        <w:t>=50000, fail=0</w:t>
+      </w:r>
+    </w:p>
+    <w:p>
+      <w:pPr>
+        <w:rPr>
+          <w:rFonts w:ascii="Times New Roman" w:hAnsi="Times New Roman" w:cs="Times New Roman"/>
+        </w:rPr>
+      </w:pPr>
+      <w:r>
+        <w:rPr>
+          <w:rFonts w:ascii="Times New Roman" w:hAnsi="Times New Roman" w:cs="Times New Roman"/>
+        </w:rPr>
+        <w:t>Script end:   2025-11-30T12:39:22.455Z</w:t>
+      </w:r>
+    </w:p>
+    <w:p>
+      <w:pPr>
+        <w:rPr>
+          <w:rFonts w:ascii="Times New Roman" w:hAnsi="Times New Roman" w:cs="Times New Roman"/>
+        </w:rPr>
+      </w:pPr>
+      <w:r>
+        <w:rPr>
+          <w:rFonts w:ascii="Times New Roman" w:hAnsi="Times New Roman" w:cs="Times New Roman"/>
+        </w:rPr>
+        <w:t>Script elapsed: 266.99s</w:t>
+      </w:r>
+    </w:p>
+    <w:p>
+      <w:pPr>
+        <w:rPr>
+          <w:rFonts w:ascii="Times New Roman" w:hAnsi="Times New Roman" w:cs="Times New Roman"/>
+        </w:rPr>
+      </w:pPr>
+    </w:p>
+    <w:p>
+      <w:pPr>
+        <w:jc w:val="both"/>
+        <w:rPr>
+          <w:rFonts w:ascii="Times New Roman" w:hAnsi="Times New Roman" w:cs="Times New Roman"/>
+          <w:i/>
+          <w:iCs/>
+        </w:rPr>
+      </w:pPr>
+      <w:r>
+        <w:rPr>
+          <w:rFonts w:ascii="Times New Roman" w:hAnsi="Times New Roman" w:cs="Times New Roman"/>
+          <w:i/>
+          <w:iCs/>
+        </w:rPr>
+        <w:t xml:space="preserve">Runner 3 provides another observation under the same workload profile. Variation across runners should therefore be interpreted as runtime variability in the bench rather than </w:t>
+      </w:r>
+      <w:proofErr w:type="gramStart"/>
+      <w:r>
+        <w:rPr>
+          <w:rFonts w:ascii="Times New Roman" w:hAnsi="Times New Roman" w:cs="Times New Roman"/>
+          <w:i/>
+          <w:iCs/>
+        </w:rPr>
+        <w:t>as a result of</w:t>
+      </w:r>
+      <w:proofErr w:type="gramEnd"/>
+      <w:r>
+        <w:rPr>
+          <w:rFonts w:ascii="Times New Roman" w:hAnsi="Times New Roman" w:cs="Times New Roman"/>
+          <w:i/>
+          <w:iCs/>
+        </w:rPr>
+        <w:t xml:space="preserve"> differing client configuration.</w:t>
+      </w:r>
+    </w:p>
+    <w:p>
+      <w:pPr>
+        <w:pStyle w:val="Title"/>
+        <w:rPr>
+          <w:rFonts w:ascii="Times New Roman" w:hAnsi="Times New Roman" w:cs="Times New Roman"/>
+        </w:rPr>
+      </w:pPr>
+      <w:r>
+        <w:rPr>
+          <w:rFonts w:ascii="Times New Roman" w:hAnsi="Times New Roman" w:cs="Times New Roman"/>
+        </w:rPr>
+        <w:t>Runner 3</w:t>
+      </w:r>
+    </w:p>
+    <w:p>
+      <w:pPr>
+        <w:rPr>
+          <w:rFonts w:ascii="Times New Roman" w:hAnsi="Times New Roman" w:cs="Times New Roman"/>
+        </w:rPr>
+      </w:pPr>
+      <w:proofErr w:type="spellStart"/>
+      <w:r>
+        <w:rPr>
+          <w:rFonts w:ascii="Times New Roman" w:hAnsi="Times New Roman" w:cs="Times New Roman"/>
+        </w:rPr>
+        <w:t>ubuntu@Himanshu-</w:t>
+      </w:r>
+      <w:proofErr w:type="gramStart"/>
+      <w:r>
+        <w:rPr>
+          <w:rFonts w:ascii="Times New Roman" w:hAnsi="Times New Roman" w:cs="Times New Roman"/>
+        </w:rPr>
+        <w:t>Sharma</w:t>
+      </w:r>
+      <w:proofErr w:type="spellEnd"/>
+      <w:r>
+        <w:rPr>
+          <w:rFonts w:ascii="Times New Roman" w:hAnsi="Times New Roman" w:cs="Times New Roman"/>
+        </w:rPr>
+        <w:t>:~</w:t>
+      </w:r>
+      <w:proofErr w:type="gramEnd"/>
+      <w:r>
+        <w:rPr>
+          <w:rFonts w:ascii="Times New Roman" w:hAnsi="Times New Roman" w:cs="Times New Roman"/>
+        </w:rPr>
+        <w:t>/fab-election-bench/node-</w:t>
+      </w:r>
+      <w:proofErr w:type="spellStart"/>
+      <w:r>
+        <w:rPr>
+          <w:rFonts w:ascii="Times New Roman" w:hAnsi="Times New Roman" w:cs="Times New Roman"/>
+        </w:rPr>
+        <w:t>bft</w:t>
+      </w:r>
+      <w:proofErr w:type="spellEnd"/>
+      <w:r>
+        <w:rPr>
+          <w:rFonts w:ascii="Times New Roman" w:hAnsi="Times New Roman" w:cs="Times New Roman"/>
+        </w:rPr>
+        <w:t>-client$ MAX_CONCURRENCY=2048 TX=50000 LOAD=4000 node recordvote-client.js</w:t>
+      </w:r>
+    </w:p>
+    <w:p>
+      <w:pPr>
+        <w:rPr>
+          <w:rFonts w:ascii="Times New Roman" w:hAnsi="Times New Roman" w:cs="Times New Roman"/>
+        </w:rPr>
+      </w:pPr>
+      <w:r>
+        <w:rPr>
+          <w:rFonts w:ascii="Times New Roman" w:hAnsi="Times New Roman" w:cs="Times New Roman"/>
+        </w:rPr>
+        <w:t>Script start: 2025-11-30T12:34:57.334Z</w:t>
+      </w:r>
+    </w:p>
+    <w:p>
+      <w:pPr>
+        <w:rPr>
+          <w:rFonts w:ascii="Times New Roman" w:hAnsi="Times New Roman" w:cs="Times New Roman"/>
+        </w:rPr>
+      </w:pPr>
+      <w:r>
+        <w:rPr>
+          <w:rFonts w:ascii="Times New Roman" w:hAnsi="Times New Roman" w:cs="Times New Roman"/>
+        </w:rPr>
+        <w:t>Loaded voters=2326, candidates=1478, booths=905</w:t>
+      </w:r>
+    </w:p>
+    <w:p>
+      <w:pPr>
+        <w:rPr>
+          <w:rFonts w:ascii="Times New Roman" w:hAnsi="Times New Roman" w:cs="Times New Roman"/>
+        </w:rPr>
+      </w:pPr>
+    </w:p>
+    <w:p>
+      <w:pPr>
+        <w:rPr>
+          <w:rFonts w:ascii="Times New Roman" w:hAnsi="Times New Roman" w:cs="Times New Roman"/>
+        </w:rPr>
+      </w:pPr>
+    </w:p>
+    <w:p>
+      <w:pPr>
+        <w:rPr>
+          <w:rFonts w:ascii="Times New Roman" w:hAnsi="Times New Roman" w:cs="Times New Roman"/>
+        </w:rPr>
+      </w:pPr>
+      <w:r>
+        <w:rPr>
+          <w:rFonts w:ascii="Times New Roman" w:hAnsi="Times New Roman" w:cs="Times New Roman"/>
+        </w:rPr>
+        <w:t>=== Summary ===</w:t>
+      </w:r>
+    </w:p>
+    <w:p>
+      <w:pPr>
+        <w:rPr>
+          <w:rFonts w:ascii="Times New Roman" w:hAnsi="Times New Roman" w:cs="Times New Roman"/>
+        </w:rPr>
+      </w:pPr>
+      <w:r>
+        <w:rPr>
+          <w:rFonts w:ascii="Times New Roman" w:hAnsi="Times New Roman" w:cs="Times New Roman"/>
+        </w:rPr>
+        <w:t xml:space="preserve">env_tx50000_load4000: </w:t>
+      </w:r>
+      <w:proofErr w:type="spellStart"/>
+      <w:r>
+        <w:rPr>
+          <w:rFonts w:ascii="Times New Roman" w:hAnsi="Times New Roman" w:cs="Times New Roman"/>
+        </w:rPr>
+        <w:t>tx</w:t>
+      </w:r>
+      <w:proofErr w:type="spellEnd"/>
+      <w:r>
+        <w:rPr>
+          <w:rFonts w:ascii="Times New Roman" w:hAnsi="Times New Roman" w:cs="Times New Roman"/>
+        </w:rPr>
+        <w:t xml:space="preserve">=50000, load=4000, </w:t>
+      </w:r>
+      <w:proofErr w:type="spellStart"/>
+      <w:r>
+        <w:rPr>
+          <w:rFonts w:ascii="Times New Roman" w:hAnsi="Times New Roman" w:cs="Times New Roman"/>
+        </w:rPr>
+        <w:t>conc</w:t>
+      </w:r>
+      <w:proofErr w:type="spellEnd"/>
+      <w:r>
+        <w:rPr>
+          <w:rFonts w:ascii="Times New Roman" w:hAnsi="Times New Roman" w:cs="Times New Roman"/>
+        </w:rPr>
+        <w:t xml:space="preserve">=2048, TPS=189.90, </w:t>
+      </w:r>
+      <w:proofErr w:type="spellStart"/>
+      <w:r>
+        <w:rPr>
+          <w:rFonts w:ascii="Times New Roman" w:hAnsi="Times New Roman" w:cs="Times New Roman"/>
+        </w:rPr>
+        <w:t>avg</w:t>
+      </w:r>
+      <w:proofErr w:type="spellEnd"/>
+      <w:r>
+        <w:rPr>
+          <w:rFonts w:ascii="Times New Roman" w:hAnsi="Times New Roman" w:cs="Times New Roman"/>
+        </w:rPr>
+        <w:t xml:space="preserve">=10474.7ms, p95=18651.5ms, p99=19841.5ms, </w:t>
+      </w:r>
+      <w:proofErr w:type="spellStart"/>
+      <w:r>
+        <w:rPr>
+          <w:rFonts w:ascii="Times New Roman" w:hAnsi="Times New Roman" w:cs="Times New Roman"/>
+        </w:rPr>
+        <w:t>succ</w:t>
+      </w:r>
+      <w:proofErr w:type="spellEnd"/>
+      <w:r>
+        <w:rPr>
+          <w:rFonts w:ascii="Times New Roman" w:hAnsi="Times New Roman" w:cs="Times New Roman"/>
+        </w:rPr>
+        <w:t>=49998, fail=2</w:t>
+      </w:r>
+    </w:p>
+    <w:p>
+      <w:pPr>
+        <w:rPr>
+          <w:rFonts w:ascii="Times New Roman" w:hAnsi="Times New Roman" w:cs="Times New Roman"/>
+        </w:rPr>
+      </w:pPr>
+      <w:r>
+        <w:rPr>
+          <w:rFonts w:ascii="Times New Roman" w:hAnsi="Times New Roman" w:cs="Times New Roman"/>
+        </w:rPr>
+        <w:t>Script end:   2025-11-30T12:39:23.710Z</w:t>
+      </w:r>
+    </w:p>
+    <w:p>
+      <w:pPr>
+        <w:rPr>
+          <w:rFonts w:ascii="Times New Roman" w:hAnsi="Times New Roman" w:cs="Times New Roman"/>
+        </w:rPr>
+      </w:pPr>
+      <w:r>
+        <w:rPr>
+          <w:rFonts w:ascii="Times New Roman" w:hAnsi="Times New Roman" w:cs="Times New Roman"/>
+        </w:rPr>
+        <w:t>Script elapsed: 266.38s</w:t>
+      </w:r>
+    </w:p>
+    <w:p>
+      <w:pPr>
+        <w:jc w:val="both"/>
+        <w:rPr>
+          <w:rFonts w:ascii="Times New Roman" w:hAnsi="Times New Roman" w:cs="Times New Roman"/>
+          <w:i/>
+          <w:iCs/>
+        </w:rPr>
+      </w:pPr>
+    </w:p>
+    <w:p>
+      <w:pPr>
+        <w:jc w:val="both"/>
+        <w:rPr>
+          <w:rFonts w:ascii="Times New Roman" w:hAnsi="Times New Roman" w:cs="Times New Roman"/>
+          <w:i/>
+          <w:iCs/>
+        </w:rPr>
+      </w:pPr>
+    </w:p>
+    <w:p>
+      <w:pPr>
+        <w:jc w:val="both"/>
+        <w:rPr>
+          <w:rFonts w:ascii="Times New Roman" w:hAnsi="Times New Roman" w:cs="Times New Roman"/>
+          <w:i/>
+          <w:iCs/>
+        </w:rPr>
+      </w:pPr>
+      <w:r>
+        <w:rPr>
+          <w:rFonts w:ascii="Times New Roman" w:hAnsi="Times New Roman" w:cs="Times New Roman"/>
+          <w:i/>
+          <w:iCs/>
+        </w:rPr>
+        <w:t>Runner 4 completes the four-process parallel run used for this RAFT benchmark. The four runner blocks are intended to be read as concurrent submissions against one cluster, not as four independent experiments.</w:t>
+      </w:r>
+    </w:p>
+    <w:p>
+      <w:pPr>
+        <w:pStyle w:val="Title"/>
+        <w:rPr>
+          <w:rFonts w:ascii="Times New Roman" w:hAnsi="Times New Roman" w:cs="Times New Roman"/>
+        </w:rPr>
+      </w:pPr>
+      <w:r>
+        <w:rPr>
+          <w:rFonts w:ascii="Times New Roman" w:hAnsi="Times New Roman" w:cs="Times New Roman"/>
+        </w:rPr>
+        <w:t>Runner 4</w:t>
+      </w:r>
+    </w:p>
+    <w:p>
+      <w:pPr>
+        <w:rPr>
+          <w:rFonts w:ascii="Times New Roman" w:hAnsi="Times New Roman" w:cs="Times New Roman"/>
+        </w:rPr>
+      </w:pPr>
+      <w:proofErr w:type="spellStart"/>
+      <w:r>
+        <w:rPr>
+          <w:rFonts w:ascii="Times New Roman" w:hAnsi="Times New Roman" w:cs="Times New Roman"/>
+        </w:rPr>
+        <w:t>ubuntu@Himanshu-</w:t>
+      </w:r>
+      <w:proofErr w:type="gramStart"/>
+      <w:r>
+        <w:rPr>
+          <w:rFonts w:ascii="Times New Roman" w:hAnsi="Times New Roman" w:cs="Times New Roman"/>
+        </w:rPr>
+        <w:t>Sharma</w:t>
+      </w:r>
+      <w:proofErr w:type="spellEnd"/>
+      <w:r>
+        <w:rPr>
+          <w:rFonts w:ascii="Times New Roman" w:hAnsi="Times New Roman" w:cs="Times New Roman"/>
+        </w:rPr>
+        <w:t>:~</w:t>
+      </w:r>
+      <w:proofErr w:type="gramEnd"/>
+      <w:r>
+        <w:rPr>
+          <w:rFonts w:ascii="Times New Roman" w:hAnsi="Times New Roman" w:cs="Times New Roman"/>
+        </w:rPr>
+        <w:t>/fab-election-bench/node-</w:t>
+      </w:r>
+      <w:proofErr w:type="spellStart"/>
+      <w:r>
+        <w:rPr>
+          <w:rFonts w:ascii="Times New Roman" w:hAnsi="Times New Roman" w:cs="Times New Roman"/>
+        </w:rPr>
+        <w:t>bft</w:t>
+      </w:r>
+      <w:proofErr w:type="spellEnd"/>
+      <w:r>
+        <w:rPr>
+          <w:rFonts w:ascii="Times New Roman" w:hAnsi="Times New Roman" w:cs="Times New Roman"/>
+        </w:rPr>
+        <w:t>-client$</w:t>
+      </w:r>
+    </w:p>
+    <w:p>
+      <w:pPr>
+        <w:rPr>
+          <w:rFonts w:ascii="Times New Roman" w:hAnsi="Times New Roman" w:cs="Times New Roman"/>
+        </w:rPr>
+      </w:pPr>
+      <w:proofErr w:type="spellStart"/>
+      <w:r>
+        <w:rPr>
+          <w:rFonts w:ascii="Times New Roman" w:hAnsi="Times New Roman" w:cs="Times New Roman"/>
+        </w:rPr>
+        <w:t>ubuntu@Himanshu-</w:t>
+      </w:r>
+      <w:proofErr w:type="gramStart"/>
+      <w:r>
+        <w:rPr>
+          <w:rFonts w:ascii="Times New Roman" w:hAnsi="Times New Roman" w:cs="Times New Roman"/>
+        </w:rPr>
+        <w:t>Sharma</w:t>
+      </w:r>
+      <w:proofErr w:type="spellEnd"/>
+      <w:r>
+        <w:rPr>
+          <w:rFonts w:ascii="Times New Roman" w:hAnsi="Times New Roman" w:cs="Times New Roman"/>
+        </w:rPr>
+        <w:t>:~</w:t>
+      </w:r>
+      <w:proofErr w:type="gramEnd"/>
+      <w:r>
+        <w:rPr>
+          <w:rFonts w:ascii="Times New Roman" w:hAnsi="Times New Roman" w:cs="Times New Roman"/>
+        </w:rPr>
+        <w:t>/fab-election-bench/node-</w:t>
+      </w:r>
+      <w:proofErr w:type="spellStart"/>
+      <w:r>
+        <w:rPr>
+          <w:rFonts w:ascii="Times New Roman" w:hAnsi="Times New Roman" w:cs="Times New Roman"/>
+        </w:rPr>
+        <w:t>bft</w:t>
+      </w:r>
+      <w:proofErr w:type="spellEnd"/>
+      <w:r>
+        <w:rPr>
+          <w:rFonts w:ascii="Times New Roman" w:hAnsi="Times New Roman" w:cs="Times New Roman"/>
+        </w:rPr>
         <w:t>-client</w:t>
       </w:r>
       <w:proofErr w:type="gramStart"/>
       <w:r>
+        <w:rPr>
+          <w:rFonts w:ascii="Times New Roman" w:hAnsi="Times New Roman" w:cs="Times New Roman"/>
+        </w:rPr>
         <w:t>$  MAX</w:t>
       </w:r>
       <w:proofErr w:type="gramEnd"/>
       <w:r>
+        <w:rPr>
+          <w:rFonts w:ascii="Times New Roman" w:hAnsi="Times New Roman" w:cs="Times New Roman"/>
+        </w:rPr>
         <w:t>_CONCURRENCY=2048 TX=50000 LOAD=4000 node recordvote-client.js</w:t>
       </w:r>
     </w:p>
     <w:p>
-      <w:r>
-        <w:t>Script start: 2025-11-30T12:35:09.965Z</w:t>
-      </w:r>
-    </w:p>
-    <w:p>
-      <w:r>
+      <w:pPr>
+        <w:rPr>
+          <w:rFonts w:ascii="Times New Roman" w:hAnsi="Times New Roman" w:cs="Times New Roman"/>
+        </w:rPr>
+      </w:pPr>
+      <w:r>
+        <w:rPr>
+          <w:rFonts w:ascii="Times New Roman" w:hAnsi="Times New Roman" w:cs="Times New Roman"/>
+        </w:rPr>
+        <w:t>Script start: 2025-11-30T12:35:07.763Z</w:t>
+      </w:r>
+    </w:p>
+    <w:p>
+      <w:pPr>
+        <w:rPr>
+          <w:rFonts w:ascii="Times New Roman" w:hAnsi="Times New Roman" w:cs="Times New Roman"/>
+        </w:rPr>
+      </w:pPr>
+      <w:r>
+        <w:rPr>
+          <w:rFonts w:ascii="Times New Roman" w:hAnsi="Times New Roman" w:cs="Times New Roman"/>
+        </w:rPr>
+        <w:lastRenderedPageBreak/>
         <w:t>Loaded voters=2326, candidates=1478, booths=905</w:t>
       </w:r>
     </w:p>
-    <w:p/>
-    <w:p/>
-    <w:p>
-      <w:r>
+    <w:p>
+      <w:pPr>
+        <w:rPr>
+          <w:rFonts w:ascii="Times New Roman" w:hAnsi="Times New Roman" w:cs="Times New Roman"/>
+        </w:rPr>
+      </w:pPr>
+    </w:p>
+    <w:p>
+      <w:pPr>
+        <w:rPr>
+          <w:rFonts w:ascii="Times New Roman" w:hAnsi="Times New Roman" w:cs="Times New Roman"/>
+        </w:rPr>
+      </w:pPr>
+      <w:r>
+        <w:rPr>
+          <w:rFonts w:ascii="Times New Roman" w:hAnsi="Times New Roman" w:cs="Times New Roman"/>
+        </w:rPr>
         <w:t>=== Summary ===</w:t>
       </w:r>
     </w:p>
     <w:p>
-      <w:r>
+      <w:pPr>
+        <w:rPr>
+          <w:rFonts w:ascii="Times New Roman" w:hAnsi="Times New Roman" w:cs="Times New Roman"/>
+        </w:rPr>
+      </w:pPr>
+      <w:r>
+        <w:rPr>
+          <w:rFonts w:ascii="Times New Roman" w:hAnsi="Times New Roman" w:cs="Times New Roman"/>
+        </w:rPr>
         <w:t xml:space="preserve">env_tx50000_load4000: </w:t>
       </w:r>
       <w:proofErr w:type="spellStart"/>
       <w:r>
+        <w:rPr>
+          <w:rFonts w:ascii="Times New Roman" w:hAnsi="Times New Roman" w:cs="Times New Roman"/>
+        </w:rPr>
         <w:t>tx</w:t>
       </w:r>
       <w:proofErr w:type="spellEnd"/>
       <w:r>
+        <w:rPr>
+          <w:rFonts w:ascii="Times New Roman" w:hAnsi="Times New Roman" w:cs="Times New Roman"/>
+        </w:rPr>
         <w:t xml:space="preserve">=50000, load=4000, </w:t>
       </w:r>
       <w:proofErr w:type="spellStart"/>
       <w:r>
+        <w:rPr>
+          <w:rFonts w:ascii="Times New Roman" w:hAnsi="Times New Roman" w:cs="Times New Roman"/>
+        </w:rPr>
         <w:t>conc</w:t>
       </w:r>
       <w:proofErr w:type="spellEnd"/>
       <w:r>
-        <w:t xml:space="preserve">=2048, TPS=189.00, </w:t>
-      </w:r>
-      <w:proofErr w:type="spellStart"/>
-      <w:r>
+        <w:rPr>
+          <w:rFonts w:ascii="Times New Roman" w:hAnsi="Times New Roman" w:cs="Times New Roman"/>
+        </w:rPr>
+        <w:t xml:space="preserve">=2048, TPS=189.08, </w:t>
+      </w:r>
+      <w:proofErr w:type="spellStart"/>
+      <w:r>
+        <w:rPr>
+          <w:rFonts w:ascii="Times New Roman" w:hAnsi="Times New Roman" w:cs="Times New Roman"/>
+        </w:rPr>
         <w:t>avg</w:t>
       </w:r>
       <w:proofErr w:type="spellEnd"/>
       <w:r>
-        <w:t xml:space="preserve">=10554.6ms, p95=18915.6ms, p99=19966.9ms, </w:t>
-      </w:r>
-      <w:proofErr w:type="spellStart"/>
-      <w:r>
+        <w:rPr>
+          <w:rFonts w:ascii="Times New Roman" w:hAnsi="Times New Roman" w:cs="Times New Roman"/>
+        </w:rPr>
+        <w:t xml:space="preserve">=10549.5ms, p95=18824.7ms, p99=19928.7ms, </w:t>
+      </w:r>
+      <w:proofErr w:type="spellStart"/>
+      <w:r>
+        <w:rPr>
+          <w:rFonts w:ascii="Times New Roman" w:hAnsi="Times New Roman" w:cs="Times New Roman"/>
+        </w:rPr>
         <w:t>succ</w:t>
       </w:r>
       <w:proofErr w:type="spellEnd"/>
       <w:r>
-        <w:t>=49999, fail=1</w:t>
-      </w:r>
-    </w:p>
-    <w:p>
-      <w:r>
-        <w:t>Script end:   2025-11-30T12:39:44.079Z</w:t>
-      </w:r>
-    </w:p>
-    <w:p>
-      <w:r>
-        <w:t>Script elapsed: 274.11s</w:t>
-      </w:r>
-    </w:p>
-    <w:p>
-      <w:pPr>
-        <w:pStyle w:val="Title"/>
-      </w:pPr>
-      <w:r>
-        <w:t>Runner 2</w:t>
-      </w:r>
-    </w:p>
-    <w:p>
-      <w:proofErr w:type="spellStart"/>
-      <w:r>
-        <w:t>ubuntu@Himanshu-</w:t>
-      </w:r>
-      <w:proofErr w:type="gramStart"/>
-      <w:r>
-        <w:t>Sharma</w:t>
-      </w:r>
-      <w:proofErr w:type="spellEnd"/>
-      <w:r>
-        <w:t>:~</w:t>
-      </w:r>
-      <w:proofErr w:type="gramEnd"/>
-      <w:r>
-        <w:t>/fab-election-bench/node-</w:t>
-      </w:r>
-      <w:proofErr w:type="spellStart"/>
-      <w:r>
-        <w:t>bft</w:t>
-      </w:r>
-      <w:proofErr w:type="spellEnd"/>
-      <w:r>
-        <w:t>-client$ MAX_CONCURRENCY=2048 TX=50000 LOAD=4000 node recordvote-client.js</w:t>
-      </w:r>
-    </w:p>
-    <w:p>
-      <w:r>
-        <w:t>Script start: 2025-11-30T12:34:55.462Z</w:t>
-      </w:r>
-    </w:p>
-    <w:p>
-      <w:r>
-        <w:t>Loaded voters=2326, candidates=1478, booths=905</w:t>
-      </w:r>
-    </w:p>
-    <w:p/>
-    <w:p/>
-    <w:p>
-      <w:r>
-        <w:t>=== Summary ===</w:t>
-      </w:r>
-    </w:p>
-    <w:p>
-      <w:r>
-        <w:t xml:space="preserve">env_tx50000_load4000: </w:t>
-      </w:r>
-      <w:proofErr w:type="spellStart"/>
-      <w:r>
-        <w:t>tx</w:t>
-      </w:r>
-      <w:proofErr w:type="spellEnd"/>
-      <w:r>
-        <w:t xml:space="preserve">=50000, load=4000, </w:t>
-      </w:r>
-      <w:proofErr w:type="spellStart"/>
-      <w:r>
-        <w:t>conc</w:t>
-      </w:r>
-      <w:proofErr w:type="spellEnd"/>
-      <w:r>
-        <w:t xml:space="preserve">=2048, TPS=189.60, </w:t>
-      </w:r>
-      <w:proofErr w:type="spellStart"/>
-      <w:r>
-        <w:t>avg</w:t>
-      </w:r>
-      <w:proofErr w:type="spellEnd"/>
-      <w:r>
-        <w:t xml:space="preserve">=10504.2ms, p95=18741.6ms, p99=19786.1ms, </w:t>
-      </w:r>
-      <w:proofErr w:type="spellStart"/>
-      <w:r>
-        <w:t>succ</w:t>
-      </w:r>
-      <w:proofErr w:type="spellEnd"/>
-      <w:r>
-        <w:t>=50000, fail=0</w:t>
-      </w:r>
-    </w:p>
-    <w:p>
-      <w:r>
-        <w:t>Script end:   2025-11-30T12:39:22.455Z</w:t>
-      </w:r>
-    </w:p>
-    <w:p>
-      <w:r>
-        <w:t>Script elapsed: 266.99s</w:t>
-      </w:r>
-    </w:p>
-    <w:p>
-      <w:pPr>
-        <w:pStyle w:val="Title"/>
-      </w:pPr>
-      <w:r>
-        <w:t>Runner 3</w:t>
-      </w:r>
-    </w:p>
-    <w:p>
-      <w:proofErr w:type="spellStart"/>
-      <w:r>
-        <w:lastRenderedPageBreak/>
-        <w:t>ubuntu@Himanshu-</w:t>
-      </w:r>
-      <w:proofErr w:type="gramStart"/>
-      <w:r>
-        <w:t>Sharma</w:t>
-      </w:r>
-      <w:proofErr w:type="spellEnd"/>
-      <w:r>
-        <w:t>:~</w:t>
-      </w:r>
-      <w:proofErr w:type="gramEnd"/>
-      <w:r>
-        <w:t>/fab-election-bench/node-</w:t>
-      </w:r>
-      <w:proofErr w:type="spellStart"/>
-      <w:r>
-        <w:t>bft</w:t>
-      </w:r>
-      <w:proofErr w:type="spellEnd"/>
-      <w:r>
-        <w:t>-client$ MAX_CONCURRENCY=2048 TX=50000 LOAD=4000 node recordvote-client.js</w:t>
-      </w:r>
-    </w:p>
-    <w:p>
-      <w:r>
-        <w:t>Script start: 2025-11-30T12:34:57.334Z</w:t>
-      </w:r>
-    </w:p>
-    <w:p>
-      <w:r>
-        <w:t>Loaded voters=2326, candidates=1478, booths=905</w:t>
-      </w:r>
-    </w:p>
-    <w:p/>
-    <w:p/>
-    <w:p>
-      <w:r>
-        <w:t>=== Summary ===</w:t>
-      </w:r>
-    </w:p>
-    <w:p>
-      <w:r>
-        <w:t xml:space="preserve">env_tx50000_load4000: </w:t>
-      </w:r>
-      <w:proofErr w:type="spellStart"/>
-      <w:r>
-        <w:t>tx</w:t>
-      </w:r>
-      <w:proofErr w:type="spellEnd"/>
-      <w:r>
-        <w:t xml:space="preserve">=50000, load=4000, </w:t>
-      </w:r>
-      <w:proofErr w:type="spellStart"/>
-      <w:r>
-        <w:t>conc</w:t>
-      </w:r>
-      <w:proofErr w:type="spellEnd"/>
-      <w:r>
-        <w:t xml:space="preserve">=2048, TPS=189.90, </w:t>
-      </w:r>
-      <w:proofErr w:type="spellStart"/>
-      <w:r>
-        <w:t>avg</w:t>
-      </w:r>
-      <w:proofErr w:type="spellEnd"/>
-      <w:r>
-        <w:t xml:space="preserve">=10474.7ms, p95=18651.5ms, p99=19841.5ms, </w:t>
-      </w:r>
-      <w:proofErr w:type="spellStart"/>
-      <w:r>
-        <w:t>succ</w:t>
-      </w:r>
-      <w:proofErr w:type="spellEnd"/>
-      <w:r>
+        <w:rPr>
+          <w:rFonts w:ascii="Times New Roman" w:hAnsi="Times New Roman" w:cs="Times New Roman"/>
+        </w:rPr>
         <w:t>=49998, fail=2</w:t>
       </w:r>
     </w:p>
     <w:p>
-      <w:r>
-        <w:t>Script end:   2025-11-30T12:39:23.710Z</w:t>
-      </w:r>
-    </w:p>
-    <w:p>
-      <w:r>
-        <w:t>Script elapsed: 266.38s</w:t>
-      </w:r>
-    </w:p>
-    <w:p>
-      <w:pPr>
-        <w:pStyle w:val="Title"/>
-      </w:pPr>
-      <w:r>
-        <w:t>Runner 4</w:t>
-      </w:r>
-    </w:p>
-    <w:p>
-      <w:proofErr w:type="spellStart"/>
-      <w:r>
-        <w:t>ubuntu@Himanshu-</w:t>
-      </w:r>
-      <w:proofErr w:type="gramStart"/>
-      <w:r>
-        <w:t>Sharma</w:t>
-      </w:r>
-      <w:proofErr w:type="spellEnd"/>
-      <w:r>
-        <w:t>:~</w:t>
-      </w:r>
-      <w:proofErr w:type="gramEnd"/>
-      <w:r>
-        <w:t>/fab-election-bench/node-</w:t>
-      </w:r>
-      <w:proofErr w:type="spellStart"/>
-      <w:r>
-        <w:t>bft</w:t>
-      </w:r>
-      <w:proofErr w:type="spellEnd"/>
-      <w:r>
-        <w:t>-client$</w:t>
-      </w:r>
-    </w:p>
-    <w:p>
-      <w:proofErr w:type="spellStart"/>
-      <w:r>
-        <w:t>ubuntu@Himanshu-</w:t>
-      </w:r>
-      <w:proofErr w:type="gramStart"/>
-      <w:r>
-        <w:t>Sharma</w:t>
-      </w:r>
-      <w:proofErr w:type="spellEnd"/>
-      <w:r>
-        <w:t>:~</w:t>
-      </w:r>
-      <w:proofErr w:type="gramEnd"/>
-      <w:r>
-        <w:t>/fab-election-bench/node-</w:t>
-      </w:r>
-      <w:proofErr w:type="spellStart"/>
-      <w:r>
-        <w:t>bft</w:t>
-      </w:r>
-      <w:proofErr w:type="spellEnd"/>
-      <w:r>
-        <w:t>-client</w:t>
-      </w:r>
-      <w:proofErr w:type="gramStart"/>
-      <w:r>
-        <w:t>$  MAX</w:t>
-      </w:r>
-      <w:proofErr w:type="gramEnd"/>
-      <w:r>
-        <w:t>_CONCURRENCY=2048 TX=50000 LOAD=4000 node recordvote-client.js</w:t>
-      </w:r>
-    </w:p>
-    <w:p>
-      <w:r>
-        <w:t>Script start: 2025-11-30T12:35:07.763Z</w:t>
-      </w:r>
-    </w:p>
-    <w:p>
-      <w:r>
-        <w:t>Loaded voters=2326, candidates=1478, booths=905</w:t>
-      </w:r>
-    </w:p>
-    <w:p/>
-    <w:p>
-      <w:r>
-        <w:t>=== Summary ===</w:t>
-      </w:r>
-    </w:p>
-    <w:p>
-      <w:r>
-        <w:t xml:space="preserve">env_tx50000_load4000: </w:t>
-      </w:r>
-      <w:proofErr w:type="spellStart"/>
-      <w:r>
-        <w:t>tx</w:t>
-      </w:r>
-      <w:proofErr w:type="spellEnd"/>
-      <w:r>
-        <w:t xml:space="preserve">=50000, load=4000, </w:t>
-      </w:r>
-      <w:proofErr w:type="spellStart"/>
-      <w:r>
-        <w:t>conc</w:t>
-      </w:r>
-      <w:proofErr w:type="spellEnd"/>
-      <w:r>
-        <w:t xml:space="preserve">=2048, TPS=189.08, </w:t>
-      </w:r>
-      <w:proofErr w:type="spellStart"/>
-      <w:r>
-        <w:t>avg</w:t>
-      </w:r>
-      <w:proofErr w:type="spellEnd"/>
-      <w:r>
-        <w:t xml:space="preserve">=10549.5ms, p95=18824.7ms, p99=19928.7ms, </w:t>
-      </w:r>
-      <w:proofErr w:type="spellStart"/>
-      <w:r>
-        <w:t>succ</w:t>
-      </w:r>
-      <w:proofErr w:type="spellEnd"/>
-      <w:r>
-        <w:t>=49998, fail=2</w:t>
-      </w:r>
-    </w:p>
-    <w:p>
-      <w:r>
+      <w:pPr>
+        <w:rPr>
+          <w:rFonts w:ascii="Times New Roman" w:hAnsi="Times New Roman" w:cs="Times New Roman"/>
+        </w:rPr>
+      </w:pPr>
+      <w:r>
+        <w:rPr>
+          <w:rFonts w:ascii="Times New Roman" w:hAnsi="Times New Roman" w:cs="Times New Roman"/>
+        </w:rPr>
         <w:t>Script end:   2025-11-30T12:39:34.953Z</w:t>
       </w:r>
     </w:p>
     <w:p>
-      <w:r>
+      <w:pPr>
+        <w:rPr>
+          <w:rFonts w:ascii="Times New Roman" w:hAnsi="Times New Roman" w:cs="Times New Roman"/>
+        </w:rPr>
+      </w:pPr>
+      <w:r>
+        <w:rPr>
+          <w:rFonts w:ascii="Times New Roman" w:hAnsi="Times New Roman" w:cs="Times New Roman"/>
+        </w:rPr>
         <w:t>Script elapsed: 267.19s</w:t>
       </w:r>
     </w:p>
